--- a/EXPECTED_RESULT_EXCELLENCE_SPRINT.docx
+++ b/EXPECTED_RESULT_EXCELLENCE_SPRINT.docx
@@ -2,7 +2,7 @@
 <file path=word/document.xml><?xml version="1.0" encoding="utf-8"?>
 <w:document xmlns:w="http://schemas.openxmlformats.org/wordprocessingml/2006/main" xmlns:m="http://schemas.openxmlformats.org/officeDocument/2006/math" xmlns:r="http://schemas.openxmlformats.org/officeDocument/2006/relationships" xmlns:o="urn:schemas-microsoft-com:office:office" xmlns:v="urn:schemas-microsoft-com:vml" xmlns:w10="urn:schemas-microsoft-com:office:word" xmlns:a="http://schemas.openxmlformats.org/drawingml/2006/main" xmlns:pic="http://schemas.openxmlformats.org/drawingml/2006/picture" xmlns:wp="http://schemas.openxmlformats.org/drawingml/2006/wordprocessingDrawing">
   <w:body>
-    <w:bookmarkStart w:id="34" w:name="sprint-expected-result-excellence"/>
+    <w:bookmarkStart w:id="33" w:name="sprint-expected-result-excellence"/>
     <w:p>
       <w:pPr>
         <w:pStyle w:val="Heading1"/>
@@ -2313,8 +2313,1436 @@
         <w:t xml:space="preserve">Add Employee only. Checkout / Banking / CRM / HRMS untouched.</w:t>
       </w:r>
     </w:p>
+    <w:p>
+      <w:r>
+        <w:pict>
+          <v:rect style="width:0;height:1.5pt" o:hralign="center" o:hrstd="t" o:hr="t"/>
+        </w:pict>
+      </w:r>
+    </w:p>
     <w:bookmarkEnd w:id="32"/>
-    <w:bookmarkStart w:id="33" w:name="next-candidate-defect-not-this-sprint"/>
+    <w:bookmarkEnd w:id="33"/>
+    <w:bookmarkStart w:id="39" w:name="X5f3bc5098d80f2e19f22d968772e19577269712"/>
+    <w:p>
+      <w:pPr>
+        <w:pStyle w:val="Heading1"/>
+      </w:pPr>
+      <w:r>
+        <w:t xml:space="preserve">Part 2 — The Provability Gate (</w:t>
+      </w:r>
+      <w:r>
+        <w:t xml:space="preserve">“</w:t>
+      </w:r>
+      <w:r>
+        <w:t xml:space="preserve">rich, but not provable</w:t>
+      </w:r>
+      <w:r>
+        <w:t xml:space="preserve">”</w:t>
+      </w:r>
+      <w:r>
+        <w:t xml:space="preserve">)</w:t>
+      </w:r>
+    </w:p>
+    <w:p>
+      <w:pPr>
+        <w:pStyle w:val="FirstParagraph"/>
+      </w:pPr>
+      <w:r>
+        <w:t xml:space="preserve">Making Expected Results</w:t>
+      </w:r>
+      <w:r>
+        <w:t xml:space="preserve"> </w:t>
+      </w:r>
+      <w:r>
+        <w:rPr>
+          <w:iCs/>
+          <w:i/>
+        </w:rPr>
+        <w:t xml:space="preserve">rich</w:t>
+      </w:r>
+      <w:r>
+        <w:t xml:space="preserve"> </w:t>
+      </w:r>
+      <w:r>
+        <w:t xml:space="preserve">surfaced a new, equally dangerous failure mode the founder named exactly:</w:t>
+      </w:r>
+      <w:r>
+        <w:t xml:space="preserve"> </w:t>
+      </w:r>
+      <w:r>
+        <w:rPr>
+          <w:bCs/>
+          <w:b/>
+        </w:rPr>
+        <w:t xml:space="preserve">rich, but not provable.</w:t>
+      </w:r>
+      <w:r>
+        <w:t xml:space="preserve"> </w:t>
+      </w:r>
+      <w:r>
+        <w:t xml:space="preserve">An assertion can read well yet be impossible for a black-box QA engineer to verify. Re-reading Part 1’s output, several assertions were exactly that:</w:t>
+      </w:r>
+    </w:p>
+    <w:tbl>
+      <w:tblPr>
+        <w:tblStyle w:val="Table"/>
+        <w:tblW w:type="pct" w:w="5000"/>
+        <w:tblLook w:firstRow="1" w:lastRow="0" w:firstColumn="0" w:lastColumn="0" w:noHBand="0" w:noVBand="0" w:val="0020"/>
+      </w:tblPr>
+      <w:tblGrid>
+        <w:gridCol w:w="3960"/>
+        <w:gridCol w:w="3960"/>
+      </w:tblGrid>
+      <w:tr>
+        <w:trPr>
+          <w:tblHeader w:val="true"/>
+        </w:trPr>
+        <w:tc>
+          <w:tcPr/>
+          <w:p>
+            <w:pPr>
+              <w:pStyle w:val="Compact"/>
+              <w:jc w:val="left"/>
+            </w:pPr>
+            <w:r>
+              <w:t xml:space="preserve">Non-provable assertion (Part 1)</w:t>
+            </w:r>
+          </w:p>
+        </w:tc>
+        <w:tc>
+          <w:tcPr/>
+          <w:p>
+            <w:pPr>
+              <w:pStyle w:val="Compact"/>
+              <w:jc w:val="left"/>
+            </w:pPr>
+            <w:r>
+              <w:t xml:space="preserve">Why it fails</w:t>
+            </w:r>
+          </w:p>
+        </w:tc>
+      </w:tr>
+      <w:tr>
+        <w:tc>
+          <w:tcPr/>
+          <w:p>
+            <w:pPr>
+              <w:pStyle w:val="Compact"/>
+              <w:jc w:val="left"/>
+            </w:pPr>
+            <w:r>
+              <w:t xml:space="preserve">“</w:t>
+            </w:r>
+            <w:r>
+              <w:t xml:space="preserve">The block is enforced</w:t>
+            </w:r>
+            <w:r>
+              <w:t xml:space="preserve"> </w:t>
+            </w:r>
+            <w:r>
+              <w:rPr>
+                <w:bCs/>
+                <w:b/>
+              </w:rPr>
+              <w:t xml:space="preserve">server-side</w:t>
+            </w:r>
+            <w:r>
+              <w:t xml:space="preserve">, not merely hidden in the UI.</w:t>
+            </w:r>
+            <w:r>
+              <w:t xml:space="preserve">”</w:t>
+            </w:r>
+          </w:p>
+        </w:tc>
+        <w:tc>
+          <w:tcPr/>
+          <w:p>
+            <w:pPr>
+              <w:pStyle w:val="Compact"/>
+              <w:jc w:val="left"/>
+            </w:pPr>
+            <w:r>
+              <w:rPr>
+                <w:bCs/>
+                <w:b/>
+              </w:rPr>
+              <w:t xml:space="preserve">Not black-box</w:t>
+            </w:r>
+            <w:r>
+              <w:t xml:space="preserve"> </w:t>
+            </w:r>
+            <w:r>
+              <w:t xml:space="preserve">— you cannot see server internals from the UI.</w:t>
+            </w:r>
+          </w:p>
+        </w:tc>
+      </w:tr>
+      <w:tr>
+        <w:tc>
+          <w:tcPr/>
+          <w:p>
+            <w:pPr>
+              <w:pStyle w:val="Compact"/>
+              <w:jc w:val="left"/>
+            </w:pPr>
+            <w:r>
+              <w:t xml:space="preserve">“</w:t>
+            </w:r>
+            <w:r>
+              <w:t xml:space="preserve">The record</w:t>
+            </w:r>
+            <w:r>
+              <w:t xml:space="preserve"> </w:t>
+            </w:r>
+            <w:r>
+              <w:rPr>
+                <w:bCs/>
+                <w:b/>
+              </w:rPr>
+              <w:t xml:space="preserve">persists</w:t>
+            </w:r>
+            <w:r>
+              <w:t xml:space="preserve"> </w:t>
+            </w:r>
+            <w:r>
+              <w:t xml:space="preserve">after a page refresh (it is</w:t>
+            </w:r>
+            <w:r>
+              <w:t xml:space="preserve"> </w:t>
+            </w:r>
+            <w:r>
+              <w:rPr>
+                <w:bCs/>
+                <w:b/>
+              </w:rPr>
+              <w:t xml:space="preserve">durably saved</w:t>
+            </w:r>
+            <w:r>
+              <w:t xml:space="preserve">).</w:t>
+            </w:r>
+            <w:r>
+              <w:t xml:space="preserve">”</w:t>
+            </w:r>
+          </w:p>
+        </w:tc>
+        <w:tc>
+          <w:tcPr/>
+          <w:p>
+            <w:pPr>
+              <w:pStyle w:val="Compact"/>
+              <w:jc w:val="left"/>
+            </w:pPr>
+            <w:r>
+              <w:rPr>
+                <w:bCs/>
+                <w:b/>
+              </w:rPr>
+              <w:t xml:space="preserve">Not observable</w:t>
+            </w:r>
+            <w:r>
+              <w:t xml:space="preserve"> </w:t>
+            </w:r>
+            <w:r>
+              <w:t xml:space="preserve">—</w:t>
+            </w:r>
+            <w:r>
+              <w:t xml:space="preserve"> </w:t>
+            </w:r>
+            <w:r>
+              <w:t xml:space="preserve">“</w:t>
+            </w:r>
+            <w:r>
+              <w:t xml:space="preserve">durably saved</w:t>
+            </w:r>
+            <w:r>
+              <w:t xml:space="preserve">”</w:t>
+            </w:r>
+            <w:r>
+              <w:t xml:space="preserve"> </w:t>
+            </w:r>
+            <w:r>
+              <w:t xml:space="preserve">is a storage-internal claim.</w:t>
+            </w:r>
+          </w:p>
+        </w:tc>
+      </w:tr>
+      <w:tr>
+        <w:tc>
+          <w:tcPr/>
+          <w:p>
+            <w:pPr>
+              <w:pStyle w:val="Compact"/>
+              <w:jc w:val="left"/>
+            </w:pPr>
+            <w:r>
+              <w:t xml:space="preserve">“</w:t>
+            </w:r>
+            <w:r>
+              <w:t xml:space="preserve">…stored/</w:t>
+            </w:r>
+            <w:r>
+              <w:rPr>
+                <w:bCs/>
+                <w:b/>
+              </w:rPr>
+              <w:t xml:space="preserve">escaped</w:t>
+            </w:r>
+            <w:r>
+              <w:t xml:space="preserve"> </w:t>
+            </w:r>
+            <w:r>
+              <w:t xml:space="preserve">as literal text,</w:t>
+            </w:r>
+            <w:r>
+              <w:t xml:space="preserve"> </w:t>
+            </w:r>
+            <w:r>
+              <w:rPr>
+                <w:bCs/>
+                <w:b/>
+              </w:rPr>
+              <w:t xml:space="preserve">never executed or interpreted</w:t>
+            </w:r>
+            <w:r>
+              <w:t xml:space="preserve">.</w:t>
+            </w:r>
+            <w:r>
+              <w:t xml:space="preserve">”</w:t>
+            </w:r>
+          </w:p>
+        </w:tc>
+        <w:tc>
+          <w:tcPr/>
+          <w:p>
+            <w:pPr>
+              <w:pStyle w:val="Compact"/>
+              <w:jc w:val="left"/>
+            </w:pPr>
+            <w:r>
+              <w:rPr>
+                <w:bCs/>
+                <w:b/>
+              </w:rPr>
+              <w:t xml:space="preserve">Not observable</w:t>
+            </w:r>
+            <w:r>
+              <w:t xml:space="preserve"> </w:t>
+            </w:r>
+            <w:r>
+              <w:t xml:space="preserve">— describes engine internals, not a visible outcome.</w:t>
+            </w:r>
+          </w:p>
+        </w:tc>
+      </w:tr>
+      <w:tr>
+        <w:tc>
+          <w:tcPr/>
+          <w:p>
+            <w:pPr>
+              <w:pStyle w:val="Compact"/>
+              <w:jc w:val="left"/>
+            </w:pPr>
+            <w:r>
+              <w:t xml:space="preserve">“</w:t>
+            </w:r>
+            <w:r>
+              <w:t xml:space="preserve">…created with the payload safely escaped —</w:t>
+            </w:r>
+            <w:r>
+              <w:t xml:space="preserve"> </w:t>
+            </w:r>
+            <w:r>
+              <w:rPr>
+                <w:bCs/>
+                <w:b/>
+              </w:rPr>
+              <w:t xml:space="preserve">no data corruption</w:t>
+            </w:r>
+            <w:r>
+              <w:t xml:space="preserve">.</w:t>
+            </w:r>
+            <w:r>
+              <w:t xml:space="preserve">”</w:t>
+            </w:r>
+          </w:p>
+        </w:tc>
+        <w:tc>
+          <w:tcPr/>
+          <w:p>
+            <w:pPr>
+              <w:pStyle w:val="Compact"/>
+              <w:jc w:val="left"/>
+            </w:pPr>
+            <w:r>
+              <w:rPr>
+                <w:bCs/>
+                <w:b/>
+              </w:rPr>
+              <w:t xml:space="preserve">Not observable</w:t>
+            </w:r>
+            <w:r>
+              <w:t xml:space="preserve"> </w:t>
+            </w:r>
+            <w:r>
+              <w:t xml:space="preserve">—</w:t>
+            </w:r>
+            <w:r>
+              <w:t xml:space="preserve"> </w:t>
+            </w:r>
+            <w:r>
+              <w:t xml:space="preserve">“</w:t>
+            </w:r>
+            <w:r>
+              <w:t xml:space="preserve">no data corruption</w:t>
+            </w:r>
+            <w:r>
+              <w:t xml:space="preserve">”</w:t>
+            </w:r>
+            <w:r>
+              <w:t xml:space="preserve"> </w:t>
+            </w:r>
+            <w:r>
+              <w:t xml:space="preserve">is unverifiable black-box.</w:t>
+            </w:r>
+          </w:p>
+        </w:tc>
+      </w:tr>
+      <w:tr>
+        <w:tc>
+          <w:tcPr/>
+          <w:p>
+            <w:pPr>
+              <w:pStyle w:val="Compact"/>
+              <w:jc w:val="left"/>
+            </w:pPr>
+            <w:r>
+              <w:t xml:space="preserve">“</w:t>
+            </w:r>
+            <w:r>
+              <w:t xml:space="preserve">The result appears immediately, with</w:t>
+            </w:r>
+            <w:r>
+              <w:t xml:space="preserve"> </w:t>
+            </w:r>
+            <w:r>
+              <w:rPr>
+                <w:bCs/>
+                <w:b/>
+              </w:rPr>
+              <w:t xml:space="preserve">no reindex delay</w:t>
+            </w:r>
+            <w:r>
+              <w:t xml:space="preserve">.</w:t>
+            </w:r>
+            <w:r>
+              <w:t xml:space="preserve">”</w:t>
+            </w:r>
+          </w:p>
+        </w:tc>
+        <w:tc>
+          <w:tcPr/>
+          <w:p>
+            <w:pPr>
+              <w:pStyle w:val="Compact"/>
+              <w:jc w:val="left"/>
+            </w:pPr>
+            <w:r>
+              <w:rPr>
+                <w:bCs/>
+                <w:b/>
+              </w:rPr>
+              <w:t xml:space="preserve">Not observable</w:t>
+            </w:r>
+            <w:r>
+              <w:t xml:space="preserve"> </w:t>
+            </w:r>
+            <w:r>
+              <w:t xml:space="preserve">—</w:t>
+            </w:r>
+            <w:r>
+              <w:t xml:space="preserve"> </w:t>
+            </w:r>
+            <w:r>
+              <w:t xml:space="preserve">“</w:t>
+            </w:r>
+            <w:r>
+              <w:t xml:space="preserve">reindex</w:t>
+            </w:r>
+            <w:r>
+              <w:t xml:space="preserve">”</w:t>
+            </w:r>
+            <w:r>
+              <w:t xml:space="preserve"> </w:t>
+            </w:r>
+            <w:r>
+              <w:t xml:space="preserve">is a backend mechanism.</w:t>
+            </w:r>
+          </w:p>
+        </w:tc>
+      </w:tr>
+    </w:tbl>
+    <w:bookmarkStart w:id="34" w:name="the-rule-now-mechanical"/>
+    <w:p>
+      <w:pPr>
+        <w:pStyle w:val="Heading3"/>
+      </w:pPr>
+      <w:r>
+        <w:t xml:space="preserve">The rule (now mechanical)</w:t>
+      </w:r>
+    </w:p>
+    <w:p>
+      <w:pPr>
+        <w:pStyle w:val="FirstParagraph"/>
+      </w:pPr>
+      <w:r>
+        <w:t xml:space="preserve">Every assertion must satisfy</w:t>
+      </w:r>
+      <w:r>
+        <w:t xml:space="preserve"> </w:t>
+      </w:r>
+      <w:r>
+        <w:rPr>
+          <w:bCs/>
+          <w:b/>
+        </w:rPr>
+        <w:t xml:space="preserve">three conditions</w:t>
+      </w:r>
+      <w:r>
+        <w:t xml:space="preserve">, checked deterministically:</w:t>
+      </w:r>
+    </w:p>
+    <w:p>
+      <w:pPr>
+        <w:numPr>
+          <w:ilvl w:val="0"/>
+          <w:numId w:val="1005"/>
+        </w:numPr>
+        <w:pStyle w:val="Compact"/>
+      </w:pPr>
+      <w:r>
+        <w:rPr>
+          <w:bCs/>
+          <w:b/>
+        </w:rPr>
+        <w:t xml:space="preserve">Observable</w:t>
+      </w:r>
+      <w:r>
+        <w:t xml:space="preserve"> </w:t>
+      </w:r>
+      <w:r>
+        <w:t xml:space="preserve">— a tester can SEE it (a message, a list row, a field value, a redirect), not an invisible internal effect.</w:t>
+      </w:r>
+    </w:p>
+    <w:p>
+      <w:pPr>
+        <w:numPr>
+          <w:ilvl w:val="0"/>
+          <w:numId w:val="1005"/>
+        </w:numPr>
+        <w:pStyle w:val="Compact"/>
+      </w:pPr>
+      <w:r>
+        <w:rPr>
+          <w:bCs/>
+          <w:b/>
+        </w:rPr>
+        <w:t xml:space="preserve">Grounded</w:t>
+      </w:r>
+      <w:r>
+        <w:t xml:space="preserve"> </w:t>
+      </w:r>
+      <w:r>
+        <w:t xml:space="preserve">— derivable from the Requirement, Planner scenario, or App Profile ONLY — no invented side-effects (emails, audit trails, re-indexing, notifications the inputs never mention).</w:t>
+      </w:r>
+    </w:p>
+    <w:p>
+      <w:pPr>
+        <w:numPr>
+          <w:ilvl w:val="0"/>
+          <w:numId w:val="1005"/>
+        </w:numPr>
+        <w:pStyle w:val="Compact"/>
+      </w:pPr>
+      <w:r>
+        <w:rPr>
+          <w:bCs/>
+          <w:b/>
+        </w:rPr>
+        <w:t xml:space="preserve">Black-box verifiable</w:t>
+      </w:r>
+      <w:r>
+        <w:t xml:space="preserve"> </w:t>
+      </w:r>
+      <w:r>
+        <w:t xml:space="preserve">— a QA engineer could verify it without reading code (no server-side / database / transaction / CSRF / cache internals).</w:t>
+      </w:r>
+    </w:p>
+    <w:bookmarkEnd w:id="34"/>
+    <w:bookmarkStart w:id="35" w:name="the-change-deterministic-no-ai"/>
+    <w:p>
+      <w:pPr>
+        <w:pStyle w:val="Heading3"/>
+      </w:pPr>
+      <w:r>
+        <w:t xml:space="preserve">The change (deterministic, no AI)</w:t>
+      </w:r>
+    </w:p>
+    <w:p>
+      <w:pPr>
+        <w:numPr>
+          <w:ilvl w:val="0"/>
+          <w:numId w:val="1006"/>
+        </w:numPr>
+        <w:pStyle w:val="Compact"/>
+      </w:pPr>
+      <w:r>
+        <w:rPr>
+          <w:bCs/>
+          <w:b/>
+        </w:rPr>
+        <w:t xml:space="preserve">New module</w:t>
+      </w:r>
+      <w:r>
+        <w:rPr>
+          <w:bCs/>
+          <w:b/>
+        </w:rPr>
+        <w:t xml:space="preserve"> </w:t>
+      </w:r>
+      <w:r>
+        <w:rPr>
+          <w:rStyle w:val="VerbatimChar"/>
+          <w:bCs/>
+          <w:b/>
+        </w:rPr>
+        <w:t xml:space="preserve">src/engines/expected-result-validator.ts</w:t>
+      </w:r>
+      <w:r>
+        <w:t xml:space="preserve"> </w:t>
+      </w:r>
+      <w:r>
+        <w:t xml:space="preserve">— pure, lexicon-based.</w:t>
+      </w:r>
+      <w:r>
+        <w:t xml:space="preserve"> </w:t>
+      </w:r>
+      <w:r>
+        <w:rPr>
+          <w:rStyle w:val="VerbatimChar"/>
+        </w:rPr>
+        <w:t xml:space="preserve">validateAssertion()</w:t>
+      </w:r>
+      <w:r>
+        <w:t xml:space="preserve"> </w:t>
+      </w:r>
+      <w:r>
+        <w:t xml:space="preserve">scores one assertion;</w:t>
+      </w:r>
+      <w:r>
+        <w:t xml:space="preserve"> </w:t>
+      </w:r>
+      <w:r>
+        <w:rPr>
+          <w:rStyle w:val="VerbatimChar"/>
+        </w:rPr>
+        <w:t xml:space="preserve">validateExpectedResult()</w:t>
+      </w:r>
+      <w:r>
+        <w:t xml:space="preserve"> </w:t>
+      </w:r>
+      <w:r>
+        <w:t xml:space="preserve">scores the list. Never throws, never mutates, same input → same verdict. It rejects code-level terms (fails Black-box), invisible internal-state terms (fails Observable), and ungrounded side-effect concepts (fails Grounded).</w:t>
+      </w:r>
+    </w:p>
+    <w:p>
+      <w:pPr>
+        <w:numPr>
+          <w:ilvl w:val="0"/>
+          <w:numId w:val="1006"/>
+        </w:numPr>
+        <w:pStyle w:val="Compact"/>
+      </w:pPr>
+      <w:r>
+        <w:rPr>
+          <w:rStyle w:val="VerbatimChar"/>
+          <w:bCs/>
+          <w:b/>
+        </w:rPr>
+        <w:t xml:space="preserve">buildExpected()</w:t>
+      </w:r>
+      <w:r>
+        <w:rPr>
+          <w:bCs/>
+          <w:b/>
+        </w:rPr>
+        <w:t xml:space="preserve"> </w:t>
+      </w:r>
+      <w:r>
+        <w:rPr>
+          <w:bCs/>
+          <w:b/>
+        </w:rPr>
+        <w:t xml:space="preserve">assertions rewritten</w:t>
+      </w:r>
+      <w:r>
+        <w:t xml:space="preserve"> </w:t>
+      </w:r>
+      <w:r>
+        <w:t xml:space="preserve">to assert the</w:t>
+      </w:r>
+      <w:r>
+        <w:t xml:space="preserve"> </w:t>
+      </w:r>
+      <w:r>
+        <w:rPr>
+          <w:bCs/>
+          <w:b/>
+        </w:rPr>
+        <w:t xml:space="preserve">observable proxy</w:t>
+      </w:r>
+      <w:r>
+        <w:t xml:space="preserve"> </w:t>
+      </w:r>
+      <w:r>
+        <w:t xml:space="preserve">instead of the internal:</w:t>
+      </w:r>
+    </w:p>
+    <w:p>
+      <w:pPr>
+        <w:numPr>
+          <w:ilvl w:val="1"/>
+          <w:numId w:val="1007"/>
+        </w:numPr>
+        <w:pStyle w:val="Compact"/>
+      </w:pPr>
+      <w:r>
+        <w:t xml:space="preserve">authorization: dropped</w:t>
+      </w:r>
+      <w:r>
+        <w:t xml:space="preserve"> </w:t>
+      </w:r>
+      <w:r>
+        <w:t xml:space="preserve">“</w:t>
+      </w:r>
+      <w:r>
+        <w:t xml:space="preserve">enforced server-side</w:t>
+      </w:r>
+      <w:r>
+        <w:t xml:space="preserve">”</w:t>
+      </w:r>
+      <w:r>
+        <w:t xml:space="preserve"> </w:t>
+      </w:r>
+      <w:r>
+        <w:t xml:space="preserve">→</w:t>
+      </w:r>
+      <w:r>
+        <w:t xml:space="preserve"> </w:t>
+      </w:r>
+      <w:r>
+        <w:rPr>
+          <w:iCs/>
+          <w:i/>
+        </w:rPr>
+        <w:t xml:space="preserve">“</w:t>
+      </w:r>
+      <w:r>
+        <w:rPr>
+          <w:iCs/>
+          <w:i/>
+        </w:rPr>
+        <w:t xml:space="preserve">The operation is denied — no Employee is created or changed</w:t>
+      </w:r>
+      <w:r>
+        <w:rPr>
+          <w:iCs/>
+          <w:i/>
+        </w:rPr>
+        <w:t xml:space="preserve">”</w:t>
+      </w:r>
+      <w:r>
+        <w:t xml:space="preserve"> </w:t>
+      </w:r>
+      <w:r>
+        <w:t xml:space="preserve">+</w:t>
+      </w:r>
+      <w:r>
+        <w:t xml:space="preserve"> </w:t>
+      </w:r>
+      <w:r>
+        <w:rPr>
+          <w:iCs/>
+          <w:i/>
+        </w:rPr>
+        <w:t xml:space="preserve">“</w:t>
+      </w:r>
+      <w:r>
+        <w:rPr>
+          <w:iCs/>
+          <w:i/>
+        </w:rPr>
+        <w:t xml:space="preserve">an access-denied message is shown</w:t>
+      </w:r>
+      <w:r>
+        <w:rPr>
+          <w:iCs/>
+          <w:i/>
+        </w:rPr>
+        <w:t xml:space="preserve">”</w:t>
+      </w:r>
+      <w:r>
+        <w:t xml:space="preserve"> </w:t>
+      </w:r>
+      <w:r>
+        <w:t xml:space="preserve">+</w:t>
+      </w:r>
+      <w:r>
+        <w:t xml:space="preserve"> </w:t>
+      </w:r>
+      <w:r>
+        <w:rPr>
+          <w:iCs/>
+          <w:i/>
+        </w:rPr>
+        <w:t xml:space="preserve">“</w:t>
+      </w:r>
+      <w:r>
+        <w:rPr>
+          <w:iCs/>
+          <w:i/>
+        </w:rPr>
+        <w:t xml:space="preserve">the Employees list shows no new or changed Employee.</w:t>
+      </w:r>
+      <w:r>
+        <w:rPr>
+          <w:iCs/>
+          <w:i/>
+        </w:rPr>
+        <w:t xml:space="preserve">”</w:t>
+      </w:r>
+    </w:p>
+    <w:p>
+      <w:pPr>
+        <w:numPr>
+          <w:ilvl w:val="1"/>
+          <w:numId w:val="1007"/>
+        </w:numPr>
+        <w:pStyle w:val="Compact"/>
+      </w:pPr>
+      <w:r>
+        <w:t xml:space="preserve">injection: dropped</w:t>
+      </w:r>
+      <w:r>
+        <w:t xml:space="preserve"> </w:t>
+      </w:r>
+      <w:r>
+        <w:t xml:space="preserve">“</w:t>
+      </w:r>
+      <w:r>
+        <w:t xml:space="preserve">neutralised / escaped / never executed / no data corruption</w:t>
+      </w:r>
+      <w:r>
+        <w:t xml:space="preserve">”</w:t>
+      </w:r>
+      <w:r>
+        <w:t xml:space="preserve"> </w:t>
+      </w:r>
+      <w:r>
+        <w:t xml:space="preserve">→</w:t>
+      </w:r>
+      <w:r>
+        <w:t xml:space="preserve"> </w:t>
+      </w:r>
+      <w:r>
+        <w:rPr>
+          <w:iCs/>
+          <w:i/>
+        </w:rPr>
+        <w:t xml:space="preserve">“</w:t>
+      </w:r>
+      <w:r>
+        <w:rPr>
+          <w:iCs/>
+          <w:i/>
+        </w:rPr>
+        <w:t xml:space="preserve">the text is shown exactly as typed, as plain text</w:t>
+      </w:r>
+      <w:r>
+        <w:rPr>
+          <w:iCs/>
+          <w:i/>
+        </w:rPr>
+        <w:t xml:space="preserve">”</w:t>
+      </w:r>
+      <w:r>
+        <w:t xml:space="preserve"> </w:t>
+      </w:r>
+      <w:r>
+        <w:t xml:space="preserve">+</w:t>
+      </w:r>
+      <w:r>
+        <w:t xml:space="preserve"> </w:t>
+      </w:r>
+      <w:r>
+        <w:rPr>
+          <w:iCs/>
+          <w:i/>
+        </w:rPr>
+        <w:t xml:space="preserve">“</w:t>
+      </w:r>
+      <w:r>
+        <w:rPr>
+          <w:iCs/>
+          <w:i/>
+        </w:rPr>
+        <w:t xml:space="preserve">no pop-up, alert box, or injected element appears</w:t>
+      </w:r>
+      <w:r>
+        <w:rPr>
+          <w:iCs/>
+          <w:i/>
+        </w:rPr>
+        <w:t xml:space="preserve">”</w:t>
+      </w:r>
+      <w:r>
+        <w:t xml:space="preserve"> </w:t>
+      </w:r>
+      <w:r>
+        <w:t xml:space="preserve">+</w:t>
+      </w:r>
+      <w:r>
+        <w:t xml:space="preserve"> </w:t>
+      </w:r>
+      <w:r>
+        <w:rPr>
+          <w:iCs/>
+          <w:i/>
+        </w:rPr>
+        <w:t xml:space="preserve">“</w:t>
+      </w:r>
+      <w:r>
+        <w:rPr>
+          <w:iCs/>
+          <w:i/>
+        </w:rPr>
+        <w:t xml:space="preserve">a clear, generic error with no internal detail.</w:t>
+      </w:r>
+      <w:r>
+        <w:rPr>
+          <w:iCs/>
+          <w:i/>
+        </w:rPr>
+        <w:t xml:space="preserve">”</w:t>
+      </w:r>
+    </w:p>
+    <w:p>
+      <w:pPr>
+        <w:numPr>
+          <w:ilvl w:val="1"/>
+          <w:numId w:val="1007"/>
+        </w:numPr>
+        <w:pStyle w:val="Compact"/>
+      </w:pPr>
+      <w:r>
+        <w:t xml:space="preserve">positive create: dropped</w:t>
+      </w:r>
+      <w:r>
+        <w:t xml:space="preserve"> </w:t>
+      </w:r>
+      <w:r>
+        <w:t xml:space="preserve">“</w:t>
+      </w:r>
+      <w:r>
+        <w:t xml:space="preserve">durably saved</w:t>
+      </w:r>
+      <w:r>
+        <w:t xml:space="preserve">”</w:t>
+      </w:r>
+      <w:r>
+        <w:t xml:space="preserve"> </w:t>
+      </w:r>
+      <w:r>
+        <w:t xml:space="preserve">→</w:t>
+      </w:r>
+      <w:r>
+        <w:t xml:space="preserve"> </w:t>
+      </w:r>
+      <w:r>
+        <w:rPr>
+          <w:iCs/>
+          <w:i/>
+        </w:rPr>
+        <w:t xml:space="preserve">“</w:t>
+      </w:r>
+      <w:r>
+        <w:rPr>
+          <w:iCs/>
+          <w:i/>
+        </w:rPr>
+        <w:t xml:space="preserve">the new Employee is still shown in the Employees list after the page is refreshed.</w:t>
+      </w:r>
+      <w:r>
+        <w:rPr>
+          <w:iCs/>
+          <w:i/>
+        </w:rPr>
+        <w:t xml:space="preserve">”</w:t>
+      </w:r>
+    </w:p>
+    <w:p>
+      <w:pPr>
+        <w:numPr>
+          <w:ilvl w:val="1"/>
+          <w:numId w:val="1007"/>
+        </w:numPr>
+        <w:pStyle w:val="Compact"/>
+      </w:pPr>
+      <w:r>
+        <w:t xml:space="preserve">search: dropped</w:t>
+      </w:r>
+      <w:r>
+        <w:t xml:space="preserve"> </w:t>
+      </w:r>
+      <w:r>
+        <w:t xml:space="preserve">“</w:t>
+      </w:r>
+      <w:r>
+        <w:t xml:space="preserve">no reindex delay</w:t>
+      </w:r>
+      <w:r>
+        <w:t xml:space="preserve">”</w:t>
+      </w:r>
+      <w:r>
+        <w:t xml:space="preserve"> </w:t>
+      </w:r>
+      <w:r>
+        <w:t xml:space="preserve">→</w:t>
+      </w:r>
+      <w:r>
+        <w:t xml:space="preserve"> </w:t>
+      </w:r>
+      <w:r>
+        <w:rPr>
+          <w:iCs/>
+          <w:i/>
+        </w:rPr>
+        <w:t xml:space="preserve">“</w:t>
+      </w:r>
+      <w:r>
+        <w:rPr>
+          <w:iCs/>
+          <w:i/>
+        </w:rPr>
+        <w:t xml:space="preserve">appears immediately after creation, without needing to wait or search again.</w:t>
+      </w:r>
+      <w:r>
+        <w:rPr>
+          <w:iCs/>
+          <w:i/>
+        </w:rPr>
+        <w:t xml:space="preserve">”</w:t>
+      </w:r>
+    </w:p>
+    <w:p>
+      <w:pPr>
+        <w:numPr>
+          <w:ilvl w:val="0"/>
+          <w:numId w:val="1006"/>
+        </w:numPr>
+        <w:pStyle w:val="Compact"/>
+      </w:pPr>
+      <w:r>
+        <w:rPr>
+          <w:bCs/>
+          <w:b/>
+        </w:rPr>
+        <w:t xml:space="preserve">Permanent gate</w:t>
+      </w:r>
+      <w:r>
+        <w:t xml:space="preserve"> </w:t>
+      </w:r>
+      <w:r>
+        <w:t xml:space="preserve">— the validator is wired in as the</w:t>
+      </w:r>
+      <w:r>
+        <w:t xml:space="preserve"> </w:t>
+      </w:r>
+      <w:r>
+        <w:rPr>
+          <w:bCs/>
+          <w:b/>
+        </w:rPr>
+        <w:t xml:space="preserve">10th Scenario Integrity check</w:t>
+      </w:r>
+      <w:r>
+        <w:t xml:space="preserve"> </w:t>
+      </w:r>
+      <w:r>
+        <w:t xml:space="preserve">(</w:t>
+      </w:r>
+      <w:r>
+        <w:rPr>
+          <w:rStyle w:val="VerbatimChar"/>
+        </w:rPr>
+        <w:t xml:space="preserve">expected_result_provable</w:t>
+      </w:r>
+      <w:r>
+        <w:t xml:space="preserve">) and added to</w:t>
+      </w:r>
+      <w:r>
+        <w:t xml:space="preserve"> </w:t>
+      </w:r>
+      <w:r>
+        <w:rPr>
+          <w:rStyle w:val="VerbatimChar"/>
+        </w:rPr>
+        <w:t xml:space="preserve">AUTOMATION_GATING_CHECKS</w:t>
+      </w:r>
+      <w:r>
+        <w:t xml:space="preserve">. A case whose Expected Result is not provable is</w:t>
+      </w:r>
+      <w:r>
+        <w:t xml:space="preserve"> </w:t>
+      </w:r>
+      <w:r>
+        <w:rPr>
+          <w:bCs/>
+          <w:b/>
+        </w:rPr>
+        <w:t xml:space="preserve">downgraded to Needs Review</w:t>
+      </w:r>
+      <w:r>
+        <w:t xml:space="preserve">, never Automation Ready — exactly like a wrong field or contradictory expected result. This is the mechanical</w:t>
+      </w:r>
+      <w:r>
+        <w:t xml:space="preserve"> </w:t>
+      </w:r>
+      <w:r>
+        <w:t xml:space="preserve">“</w:t>
+      </w:r>
+      <w:r>
+        <w:t xml:space="preserve">definition of done</w:t>
+      </w:r>
+      <w:r>
+        <w:t xml:space="preserve">”</w:t>
+      </w:r>
+      <w:r>
+        <w:t xml:space="preserve"> </w:t>
+      </w:r>
+      <w:r>
+        <w:t xml:space="preserve">for review-free test cases.</w:t>
+      </w:r>
+    </w:p>
+    <w:bookmarkEnd w:id="35"/>
+    <w:bookmarkStart w:id="36" w:name="before-after-provable-rewrites"/>
+    <w:p>
+      <w:pPr>
+        <w:pStyle w:val="Heading3"/>
+      </w:pPr>
+      <w:r>
+        <w:t xml:space="preserve">Before / After (provable rewrites)</w:t>
+      </w:r>
+    </w:p>
+    <w:p>
+      <w:pPr>
+        <w:pStyle w:val="FirstParagraph"/>
+      </w:pPr>
+      <w:r>
+        <w:rPr>
+          <w:bCs/>
+          <w:b/>
+        </w:rPr>
+        <w:t xml:space="preserve">Authorization (</w:t>
+      </w:r>
+      <w:r>
+        <w:rPr>
+          <w:rStyle w:val="VerbatimChar"/>
+          <w:bCs/>
+          <w:b/>
+        </w:rPr>
+        <w:t xml:space="preserve">crud-neg-direct-endpoint-authz</w:t>
+      </w:r>
+      <w:r>
+        <w:rPr>
+          <w:bCs/>
+          <w:b/>
+        </w:rPr>
+        <w:t xml:space="preserve">)</w:t>
+      </w:r>
+      <w:r>
+        <w:t xml:space="preserve"> </w:t>
+      </w:r>
+      <w:r>
+        <w:t xml:space="preserve">- ❌ Before:</w:t>
+      </w:r>
+      <w:r>
+        <w:t xml:space="preserve"> </w:t>
+      </w:r>
+      <w:r>
+        <w:t xml:space="preserve">“</w:t>
+      </w:r>
+      <w:r>
+        <w:t xml:space="preserve">…The block is enforced server-side, not merely hidden in the UI.</w:t>
+      </w:r>
+      <w:r>
+        <w:t xml:space="preserve">”</w:t>
+      </w:r>
+      <w:r>
+        <w:t xml:space="preserve"> </w:t>
+      </w:r>
+      <w:r>
+        <w:t xml:space="preserve">- ✅ After: 1) The operation is denied — no Employee is created or changed. 2) The user sees an access-denied / not-authorised message (or is sent to the login page). 3) The Employees list shows no new or changed Employee afterwards.</w:t>
+      </w:r>
+    </w:p>
+    <w:p>
+      <w:pPr>
+        <w:pStyle w:val="BodyText"/>
+      </w:pPr>
+      <w:r>
+        <w:rPr>
+          <w:bCs/>
+          <w:b/>
+        </w:rPr>
+        <w:t xml:space="preserve">Injection (</w:t>
+      </w:r>
+      <w:r>
+        <w:rPr>
+          <w:rStyle w:val="VerbatimChar"/>
+          <w:bCs/>
+          <w:b/>
+        </w:rPr>
+        <w:t xml:space="preserve">crud-neg-injection-xss</w:t>
+      </w:r>
+      <w:r>
+        <w:rPr>
+          <w:bCs/>
+          <w:b/>
+        </w:rPr>
+        <w:t xml:space="preserve">)</w:t>
+      </w:r>
+      <w:r>
+        <w:t xml:space="preserve"> </w:t>
+      </w:r>
+      <w:r>
+        <w:t xml:space="preserve">- ❌ Before:</w:t>
+      </w:r>
+      <w:r>
+        <w:t xml:space="preserve"> </w:t>
+      </w:r>
+      <w:r>
+        <w:t xml:space="preserve">“</w:t>
+      </w:r>
+      <w:r>
+        <w:t xml:space="preserve">…safely neutralised — escaped as literal text, never executed… no data corruption.</w:t>
+      </w:r>
+      <w:r>
+        <w:t xml:space="preserve">”</w:t>
+      </w:r>
+      <w:r>
+        <w:t xml:space="preserve"> </w:t>
+      </w:r>
+      <w:r>
+        <w:t xml:space="preserve">- ✅ After: 1) The input is rejected, or the Employee is created showing the text exactly as typed — treated as plain text, not run. 2) No pop-up, alert box, or injected element appears on any Employee screen or list. 3) Wherever the value is shown, it displays as the literal characters entered. 4) A clear, generic error message, with no internal or technical detail exposed.</w:t>
+      </w:r>
+    </w:p>
+    <w:p>
+      <w:pPr>
+        <w:pStyle w:val="BodyText"/>
+      </w:pPr>
+      <w:r>
+        <w:rPr>
+          <w:bCs/>
+          <w:b/>
+        </w:rPr>
+        <w:t xml:space="preserve">Positive create (</w:t>
+      </w:r>
+      <w:r>
+        <w:rPr>
+          <w:rStyle w:val="VerbatimChar"/>
+          <w:bCs/>
+          <w:b/>
+        </w:rPr>
+        <w:t xml:space="preserve">crud-pos-create</w:t>
+      </w:r>
+      <w:r>
+        <w:rPr>
+          <w:bCs/>
+          <w:b/>
+        </w:rPr>
+        <w:t xml:space="preserve">), final assertion</w:t>
+      </w:r>
+      <w:r>
+        <w:t xml:space="preserve"> </w:t>
+      </w:r>
+      <w:r>
+        <w:t xml:space="preserve">- ❌ Before:</w:t>
+      </w:r>
+      <w:r>
+        <w:t xml:space="preserve"> </w:t>
+      </w:r>
+      <w:r>
+        <w:t xml:space="preserve">“</w:t>
+      </w:r>
+      <w:r>
+        <w:t xml:space="preserve">The Employee record persists after a page refresh (it is durably saved).</w:t>
+      </w:r>
+      <w:r>
+        <w:t xml:space="preserve">”</w:t>
+      </w:r>
+      <w:r>
+        <w:t xml:space="preserve"> </w:t>
+      </w:r>
+      <w:r>
+        <w:t xml:space="preserve">- ✅ After:</w:t>
+      </w:r>
+      <w:r>
+        <w:t xml:space="preserve"> </w:t>
+      </w:r>
+      <w:r>
+        <w:t xml:space="preserve">“</w:t>
+      </w:r>
+      <w:r>
+        <w:t xml:space="preserve">The new Employee is still shown in the Employees list after the page is refreshed.</w:t>
+      </w:r>
+      <w:r>
+        <w:t xml:space="preserve">”</w:t>
+      </w:r>
+    </w:p>
+    <w:bookmarkEnd w:id="36"/>
+    <w:bookmarkStart w:id="37" w:name="verification-part-2"/>
+    <w:p>
+      <w:pPr>
+        <w:pStyle w:val="Heading3"/>
+      </w:pPr>
+      <w:r>
+        <w:t xml:space="preserve">Verification (Part 2)</w:t>
+      </w:r>
+    </w:p>
+    <w:p>
+      <w:pPr>
+        <w:numPr>
+          <w:ilvl w:val="0"/>
+          <w:numId w:val="1008"/>
+        </w:numPr>
+        <w:pStyle w:val="Compact"/>
+      </w:pPr>
+      <w:r>
+        <w:rPr>
+          <w:rStyle w:val="VerbatimChar"/>
+          <w:bCs/>
+          <w:b/>
+        </w:rPr>
+        <w:t xml:space="preserve">tsc --noEmit</w:t>
+      </w:r>
+      <w:r>
+        <w:t xml:space="preserve"> </w:t>
+      </w:r>
+      <w:r>
+        <w:t xml:space="preserve">clean.</w:t>
+      </w:r>
+    </w:p>
+    <w:p>
+      <w:pPr>
+        <w:numPr>
+          <w:ilvl w:val="0"/>
+          <w:numId w:val="1008"/>
+        </w:numPr>
+        <w:pStyle w:val="Compact"/>
+      </w:pPr>
+      <w:r>
+        <w:t xml:space="preserve">Full 39-scenario Add Employee suite re-audited through the validator with full context (requirement + scenario + profile):</w:t>
+      </w:r>
+      <w:r>
+        <w:t xml:space="preserve"> </w:t>
+      </w:r>
+      <w:r>
+        <w:rPr>
+          <w:bCs/>
+          <w:b/>
+        </w:rPr>
+        <w:t xml:space="preserve">all 39 scenarios / 159 assertions pass Observable + Grounded + Black-box</w:t>
+      </w:r>
+      <w:r>
+        <w:t xml:space="preserve"> </w:t>
+      </w:r>
+      <w:r>
+        <w:t xml:space="preserve">— 0 failures.</w:t>
+      </w:r>
+    </w:p>
+    <w:p>
+      <w:pPr>
+        <w:numPr>
+          <w:ilvl w:val="0"/>
+          <w:numId w:val="1008"/>
+        </w:numPr>
+        <w:pStyle w:val="Compact"/>
+      </w:pPr>
+      <w:r>
+        <w:rPr>
+          <w:bCs/>
+          <w:b/>
+        </w:rPr>
+        <w:t xml:space="preserve">154 regression tests still green</w:t>
+      </w:r>
+      <w:r>
+        <w:t xml:space="preserve">; the new gating check downgrades nothing (verified across Employee, checkout, graph, renderer, dedup, canonical, qa-standard suites).</w:t>
+      </w:r>
+    </w:p>
+    <w:p>
+      <w:pPr>
+        <w:numPr>
+          <w:ilvl w:val="0"/>
+          <w:numId w:val="1008"/>
+        </w:numPr>
+        <w:pStyle w:val="Compact"/>
+      </w:pPr>
+      <w:r>
+        <w:rPr>
+          <w:bCs/>
+          <w:b/>
+        </w:rPr>
+        <w:t xml:space="preserve">New tests:</w:t>
+      </w:r>
+      <w:r>
+        <w:t xml:space="preserve"> </w:t>
+      </w:r>
+      <w:r>
+        <w:rPr>
+          <w:rStyle w:val="VerbatimChar"/>
+        </w:rPr>
+        <w:t xml:space="preserve">tests/unit/expected-result-validator.test.ts</w:t>
+      </w:r>
+      <w:r>
+        <w:t xml:space="preserve"> </w:t>
+      </w:r>
+      <w:r>
+        <w:t xml:space="preserve">(validator: rejects server-side/DB/transaction/CSRF/cache, rejects durably/escaped/executed/corruption/reindex, rejects ungrounded email/audit, allows a side-effect when the requirement mentions it, passes clean assertions, deterministic) + Contract 6 in</w:t>
+      </w:r>
+      <w:r>
+        <w:t xml:space="preserve"> </w:t>
+      </w:r>
+      <w:r>
+        <w:rPr>
+          <w:rStyle w:val="VerbatimChar"/>
+        </w:rPr>
+        <w:t xml:space="preserve">expected-result-excellence.test.ts</w:t>
+      </w:r>
+      <w:r>
+        <w:t xml:space="preserve"> </w:t>
+      </w:r>
+      <w:r>
+        <w:t xml:space="preserve">(every assertion of every scenario is provable, and the OLD phrasings are proven to be rejected — the gate is real, not vacuous).</w:t>
+      </w:r>
+    </w:p>
+    <w:p>
+      <w:r>
+        <w:pict>
+          <v:rect style="width:0;height:1.5pt" o:hralign="center" o:hrstd="t" o:hr="t"/>
+        </w:pict>
+      </w:r>
+    </w:p>
+    <w:bookmarkEnd w:id="37"/>
+    <w:bookmarkStart w:id="38" w:name="next-candidate-defect-not-this-sprint"/>
     <w:p>
       <w:pPr>
         <w:pStyle w:val="Heading2"/>
@@ -2359,8 +3787,8 @@
         <w:t xml:space="preserve">). That is the highest-value remaining gap — scenario-specific data derived from the same planner/profile data, one defect at a time.</w:t>
       </w:r>
     </w:p>
-    <w:bookmarkEnd w:id="33"/>
-    <w:bookmarkEnd w:id="34"/>
+    <w:bookmarkEnd w:id="38"/>
+    <w:bookmarkEnd w:id="39"/>
     <w:sectPr/>
   </w:body>
 </w:document>
@@ -2537,6 +3965,91 @@
     <w:lvl w:ilvl="8">
       <w:numFmt w:val="bullet"/>
       <w:lvlText w:val="•"/>
+      <w:lvlJc w:val="left"/>
+      <w:pPr>
+        <w:ind w:left="6480" w:hanging="480"/>
+      </w:pPr>
+    </w:lvl>
+  </w:abstractNum>
+  <w:abstractNum w:abstractNumId="99411">
+    <w:nsid w:val="A99411"/>
+    <w:multiLevelType w:val="multilevel"/>
+    <w:lvl w:ilvl="0">
+      <w:start w:val="1"/>
+      <w:numFmt w:val="decimal"/>
+      <w:lvlText w:val="%1."/>
+      <w:lvlJc w:val="left"/>
+      <w:pPr>
+        <w:ind w:left="720" w:hanging="480"/>
+      </w:pPr>
+    </w:lvl>
+    <w:lvl w:ilvl="1">
+      <w:start w:val="1"/>
+      <w:numFmt w:val="decimal"/>
+      <w:lvlText w:val="%2."/>
+      <w:lvlJc w:val="left"/>
+      <w:pPr>
+        <w:ind w:left="1440" w:hanging="480"/>
+      </w:pPr>
+    </w:lvl>
+    <w:lvl w:ilvl="2">
+      <w:start w:val="1"/>
+      <w:numFmt w:val="decimal"/>
+      <w:lvlText w:val="%3."/>
+      <w:lvlJc w:val="left"/>
+      <w:pPr>
+        <w:ind w:left="2160" w:hanging="480"/>
+      </w:pPr>
+    </w:lvl>
+    <w:lvl w:ilvl="3">
+      <w:start w:val="1"/>
+      <w:numFmt w:val="decimal"/>
+      <w:lvlText w:val="%4."/>
+      <w:lvlJc w:val="left"/>
+      <w:pPr>
+        <w:ind w:left="2880" w:hanging="480"/>
+      </w:pPr>
+    </w:lvl>
+    <w:lvl w:ilvl="4">
+      <w:start w:val="1"/>
+      <w:numFmt w:val="decimal"/>
+      <w:lvlText w:val="%5."/>
+      <w:lvlJc w:val="left"/>
+      <w:pPr>
+        <w:ind w:left="3600" w:hanging="480"/>
+      </w:pPr>
+    </w:lvl>
+    <w:lvl w:ilvl="5">
+      <w:start w:val="1"/>
+      <w:numFmt w:val="decimal"/>
+      <w:lvlText w:val="%6."/>
+      <w:lvlJc w:val="left"/>
+      <w:pPr>
+        <w:ind w:left="4320" w:hanging="480"/>
+      </w:pPr>
+    </w:lvl>
+    <w:lvl w:ilvl="6">
+      <w:start w:val="1"/>
+      <w:numFmt w:val="decimal"/>
+      <w:lvlText w:val="%7."/>
+      <w:lvlJc w:val="left"/>
+      <w:pPr>
+        <w:ind w:left="5040" w:hanging="480"/>
+      </w:pPr>
+    </w:lvl>
+    <w:lvl w:ilvl="7">
+      <w:start w:val="1"/>
+      <w:numFmt w:val="decimal"/>
+      <w:lvlText w:val="%8."/>
+      <w:lvlJc w:val="left"/>
+      <w:pPr>
+        <w:ind w:left="5760" w:hanging="480"/>
+      </w:pPr>
+    </w:lvl>
+    <w:lvl w:ilvl="8">
+      <w:start w:val="1"/>
+      <w:numFmt w:val="decimal"/>
+      <w:lvlText w:val="%9."/>
       <w:lvlJc w:val="left"/>
       <w:pPr>
         <w:ind w:left="6480" w:hanging="480"/>
@@ -2556,6 +4069,45 @@
     <w:abstractNumId w:val="991"/>
   </w:num>
   <w:num w:numId="1004">
+    <w:abstractNumId w:val="991"/>
+  </w:num>
+  <w:num w:numId="1005">
+    <w:abstractNumId w:val="99411"/>
+    <w:lvlOverride w:ilvl="0">
+      <w:startOverride w:val="1"/>
+    </w:lvlOverride>
+    <w:lvlOverride w:ilvl="1">
+      <w:startOverride w:val="1"/>
+    </w:lvlOverride>
+    <w:lvlOverride w:ilvl="2">
+      <w:startOverride w:val="1"/>
+    </w:lvlOverride>
+    <w:lvlOverride w:ilvl="3">
+      <w:startOverride w:val="1"/>
+    </w:lvlOverride>
+    <w:lvlOverride w:ilvl="4">
+      <w:startOverride w:val="1"/>
+    </w:lvlOverride>
+    <w:lvlOverride w:ilvl="5">
+      <w:startOverride w:val="1"/>
+    </w:lvlOverride>
+    <w:lvlOverride w:ilvl="6">
+      <w:startOverride w:val="1"/>
+    </w:lvlOverride>
+    <w:lvlOverride w:ilvl="7">
+      <w:startOverride w:val="1"/>
+    </w:lvlOverride>
+    <w:lvlOverride w:ilvl="8">
+      <w:startOverride w:val="1"/>
+    </w:lvlOverride>
+  </w:num>
+  <w:num w:numId="1006">
+    <w:abstractNumId w:val="991"/>
+  </w:num>
+  <w:num w:numId="1007">
+    <w:abstractNumId w:val="991"/>
+  </w:num>
+  <w:num w:numId="1008">
     <w:abstractNumId w:val="991"/>
   </w:num>
 </w:numbering>
